--- a/spa/docx/21.content.docx
+++ b/spa/docx/21.content.docx
@@ -19,7 +19,7 @@
         <w:rPr>
           <w:lang w:val="es_ES" w:bidi="es_ES"/>
         </w:rPr>
-        <w:t>Resource: Notas de Estudio - Introducciones a los Libros (Tyndale)</w:t>
+        <w:t>Resource: Tyndale Open Study Notes</w:t>
       </w:r>
       <w:r>
         <w:rPr>
@@ -112,7 +112,7 @@
         <w:rPr>
           <w:lang w:val="es_ES" w:bidi="es_ES"/>
         </w:rPr>
-        <w:t>Notas de Estudio - Introducciones a los Libros (Tyndale)</w:t>
+        <w:t>Tyndale Open Study Notes</w:t>
       </w:r>
     </w:p>
     <w:p>

--- a/spa/docx/21.content.docx
+++ b/spa/docx/21.content.docx
@@ -19,7 +19,7 @@
         <w:rPr>
           <w:lang w:val="es_ES" w:bidi="es_ES"/>
         </w:rPr>
-        <w:t>Resource: Tyndale Open Study Notes</w:t>
+        <w:t>Resource: Aquifer Open Study Notes (Book Intros)</w:t>
       </w:r>
       <w:r>
         <w:rPr>
@@ -112,7 +112,7 @@
         <w:rPr>
           <w:lang w:val="es_ES" w:bidi="es_ES"/>
         </w:rPr>
-        <w:t>Tyndale Open Study Notes</w:t>
+        <w:t>Aquifer Open Study Notes (Book Intros)</w:t>
       </w:r>
     </w:p>
     <w:p>

--- a/spa/docx/21.content.docx
+++ b/spa/docx/21.content.docx
@@ -283,36 +283,24 @@
         </w:rPr>
         <w:t>El libro de Eclesiastés es un discurso o conjunto de discursos que exploran el valor de la vida y todo lo que contiene, así como lo que las personas deberían hacer. La colección está unida por el breve prólogo del editor (</w:t>
       </w:r>
-      <w:hyperlink r:id="rId13">
-        <w:r>
-          <w:rPr>
-            <w:lang w:val="es_ES" w:bidi="es_ES"/>
-          </w:rPr>
-          <w:rPr>
-            <w:color w:val="0000EE"/>
-            <w:u w:val="single"/>
-          </w:rPr>
-          <w:t>1:1</w:t>
-        </w:r>
-      </w:hyperlink>
+      <w:r>
+        <w:rPr>
+          <w:lang w:val="es_ES" w:bidi="es_ES"/>
+        </w:rPr>
+        <w:t>1:1</w:t>
+      </w:r>
       <w:r>
         <w:rPr>
           <w:lang w:val="es_ES" w:bidi="es_ES"/>
         </w:rPr>
         <w:t>) y su epílogo y conclusión (</w:t>
       </w:r>
-      <w:hyperlink r:id="rId14">
-        <w:r>
-          <w:rPr>
-            <w:lang w:val="es_ES" w:bidi="es_ES"/>
-          </w:rPr>
-          <w:rPr>
-            <w:color w:val="0000EE"/>
-            <w:u w:val="single"/>
-          </w:rPr>
-          <w:t>12:9–14</w:t>
-        </w:r>
-      </w:hyperlink>
+      <w:r>
+        <w:rPr>
+          <w:lang w:val="es_ES" w:bidi="es_ES"/>
+        </w:rPr>
+        <w:t>12:9–14</w:t>
+      </w:r>
       <w:r>
         <w:rPr>
           <w:lang w:val="es_ES" w:bidi="es_ES"/>
@@ -371,18 +359,12 @@
         </w:rPr>
         <w:t xml:space="preserve"> (“vapor”, que a menudo traducido como “sin sentido”). Habla sobre cómo los humanos deben enfrentar las circunstancias de la vida en un mundo bajo el gobierno soberano de Dios. Esta discusión es resumida por el editor al final del libro: “el fin de todo el discurso oído es este: Teme á Dios, y guarda sus mandamientos; porque esto es el todo del hombre. Porque Dios traerá toda obra á juicio, el cual se hará sobre toda cosa oculta, buena ó mala” (</w:t>
       </w:r>
-      <w:hyperlink r:id="rId15">
-        <w:r>
-          <w:rPr>
-            <w:lang w:val="es_ES" w:bidi="es_ES"/>
-          </w:rPr>
-          <w:rPr>
-            <w:color w:val="0000EE"/>
-            <w:u w:val="single"/>
-          </w:rPr>
-          <w:t>12:13–14</w:t>
-        </w:r>
-      </w:hyperlink>
+      <w:r>
+        <w:rPr>
+          <w:lang w:val="es_ES" w:bidi="es_ES"/>
+        </w:rPr>
+        <w:t>12:13–14</w:t>
+      </w:r>
       <w:r>
         <w:rPr>
           <w:lang w:val="es_ES" w:bidi="es_ES"/>
@@ -414,126 +396,84 @@
         </w:rPr>
         <w:t xml:space="preserve">El orador principal se presenta como un rey, "el maestro" y el hijo de David (ver </w:t>
       </w:r>
-      <w:hyperlink r:id="rId13">
-        <w:r>
-          <w:rPr>
-            <w:lang w:val="es_ES" w:bidi="es_ES"/>
-          </w:rPr>
-          <w:rPr>
-            <w:color w:val="0000EE"/>
-            <w:u w:val="single"/>
-          </w:rPr>
-          <w:t>1:1</w:t>
-        </w:r>
-      </w:hyperlink>
+      <w:r>
+        <w:rPr>
+          <w:lang w:val="es_ES" w:bidi="es_ES"/>
+        </w:rPr>
+        <w:t>1:1</w:t>
+      </w:r>
       <w:r>
         <w:rPr>
           <w:lang w:val="es_ES" w:bidi="es_ES"/>
         </w:rPr>
         <w:t>,</w:t>
       </w:r>
-      <w:hyperlink r:id="rId16">
-        <w:r>
-          <w:rPr>
-            <w:lang w:val="es_ES" w:bidi="es_ES"/>
-          </w:rPr>
-          <w:rPr>
-            <w:color w:val="0000EE"/>
-            <w:u w:val="single"/>
-          </w:rPr>
-          <w:t>12</w:t>
-        </w:r>
-      </w:hyperlink>
+      <w:r>
+        <w:rPr>
+          <w:lang w:val="es_ES" w:bidi="es_ES"/>
+        </w:rPr>
+        <w:t>12</w:t>
+      </w:r>
       <w:r>
         <w:rPr>
           <w:lang w:val="es_ES" w:bidi="es_ES"/>
         </w:rPr>
         <w:t>,</w:t>
       </w:r>
-      <w:hyperlink r:id="rId17">
-        <w:r>
-          <w:rPr>
-            <w:lang w:val="es_ES" w:bidi="es_ES"/>
-          </w:rPr>
-          <w:rPr>
-            <w:color w:val="0000EE"/>
-            <w:u w:val="single"/>
-          </w:rPr>
-          <w:t>16</w:t>
-        </w:r>
-      </w:hyperlink>
+      <w:r>
+        <w:rPr>
+          <w:lang w:val="es_ES" w:bidi="es_ES"/>
+        </w:rPr>
+        <w:t>16</w:t>
+      </w:r>
       <w:r>
         <w:rPr>
           <w:lang w:val="es_ES" w:bidi="es_ES"/>
         </w:rPr>
         <w:t xml:space="preserve">; </w:t>
       </w:r>
-      <w:hyperlink r:id="rId18">
-        <w:r>
-          <w:rPr>
-            <w:lang w:val="es_ES" w:bidi="es_ES"/>
-          </w:rPr>
-          <w:rPr>
-            <w:color w:val="0000EE"/>
-            <w:u w:val="single"/>
-          </w:rPr>
-          <w:t>2:7</w:t>
-        </w:r>
-      </w:hyperlink>
+      <w:r>
+        <w:rPr>
+          <w:lang w:val="es_ES" w:bidi="es_ES"/>
+        </w:rPr>
+        <w:t>2:7</w:t>
+      </w:r>
       <w:r>
         <w:rPr>
           <w:lang w:val="es_ES" w:bidi="es_ES"/>
         </w:rPr>
         <w:t>,</w:t>
       </w:r>
-      <w:hyperlink r:id="rId19">
-        <w:r>
-          <w:rPr>
-            <w:lang w:val="es_ES" w:bidi="es_ES"/>
-          </w:rPr>
-          <w:rPr>
-            <w:color w:val="0000EE"/>
-            <w:u w:val="single"/>
-          </w:rPr>
-          <w:t>9</w:t>
-        </w:r>
-      </w:hyperlink>
+      <w:r>
+        <w:rPr>
+          <w:lang w:val="es_ES" w:bidi="es_ES"/>
+        </w:rPr>
+        <w:t>9</w:t>
+      </w:r>
       <w:r>
         <w:rPr>
           <w:lang w:val="es_ES" w:bidi="es_ES"/>
         </w:rPr>
         <w:t>); estas descripciones sugieren fuertemente a Salomón. Su discurso está enmarcado por los comentarios de apertura y cierre de un editor (</w:t>
       </w:r>
-      <w:hyperlink r:id="rId13">
-        <w:r>
-          <w:rPr>
-            <w:lang w:val="es_ES" w:bidi="es_ES"/>
-          </w:rPr>
-          <w:rPr>
-            <w:color w:val="0000EE"/>
-            <w:u w:val="single"/>
-          </w:rPr>
-          <w:t>1:1,</w:t>
-        </w:r>
-      </w:hyperlink>
+      <w:r>
+        <w:rPr>
+          <w:lang w:val="es_ES" w:bidi="es_ES"/>
+        </w:rPr>
+        <w:t>1:1,</w:t>
+      </w:r>
       <w:r>
         <w:rPr>
           <w:lang w:val="es_ES" w:bidi="es_ES"/>
         </w:rPr>
         <w:t xml:space="preserve"> </w:t>
       </w:r>
-      <w:hyperlink r:id="rId14">
-        <w:r>
-          <w:rPr>
-            <w:lang w:val="es_ES" w:bidi="es_ES"/>
-          </w:rPr>
-          <w:rPr>
-            <w:color w:val="0000EE"/>
-            <w:u w:val="single"/>
-          </w:rPr>
-          <w:t>12:9–14</w:t>
-        </w:r>
-      </w:hyperlink>
+      <w:r>
+        <w:rPr>
+          <w:lang w:val="es_ES" w:bidi="es_ES"/>
+        </w:rPr>
+        <w:t>12:9–14</w:t>
+      </w:r>
       <w:r>
         <w:rPr>
           <w:lang w:val="es_ES" w:bidi="es_ES"/>
@@ -586,54 +526,36 @@
         </w:rPr>
         <w:t xml:space="preserve">, “asamblea, congregación”). En al menos una ocasión, Salomón se dirigió a una asamblea de líderes y representantes de las tribus de Israel (ver </w:t>
       </w:r>
-      <w:hyperlink r:id="rId20">
-        <w:r>
-          <w:rPr>
-            <w:lang w:val="es_ES" w:bidi="es_ES"/>
-          </w:rPr>
-          <w:rPr>
-            <w:color w:val="0000EE"/>
-            <w:u w:val="single"/>
-          </w:rPr>
-          <w:t>2 Cro 5:2–7:7</w:t>
-        </w:r>
-      </w:hyperlink>
+      <w:r>
+        <w:rPr>
+          <w:lang w:val="es_ES" w:bidi="es_ES"/>
+        </w:rPr>
+        <w:t>2 Cro 5:2–7:7</w:t>
+      </w:r>
       <w:r>
         <w:rPr>
           <w:lang w:val="es_ES" w:bidi="es_ES"/>
         </w:rPr>
         <w:t>). También se nos informa que muchos reyes y embajadores acudieron a escuchar a Salomón debido a su sabiduría (</w:t>
       </w:r>
-      <w:hyperlink r:id="rId21">
-        <w:r>
-          <w:rPr>
-            <w:lang w:val="es_ES" w:bidi="es_ES"/>
-          </w:rPr>
-          <w:rPr>
-            <w:color w:val="0000EE"/>
-            <w:u w:val="single"/>
-          </w:rPr>
-          <w:t>1 Re 4:34,</w:t>
-        </w:r>
-      </w:hyperlink>
+      <w:r>
+        <w:rPr>
+          <w:lang w:val="es_ES" w:bidi="es_ES"/>
+        </w:rPr>
+        <w:t>1 Re 4:34,</w:t>
+      </w:r>
       <w:r>
         <w:rPr>
           <w:lang w:val="es_ES" w:bidi="es_ES"/>
         </w:rPr>
         <w:t xml:space="preserve"> </w:t>
       </w:r>
-      <w:hyperlink r:id="rId22">
-        <w:r>
-          <w:rPr>
-            <w:lang w:val="es_ES" w:bidi="es_ES"/>
-          </w:rPr>
-          <w:rPr>
-            <w:color w:val="0000EE"/>
-            <w:u w:val="single"/>
-          </w:rPr>
-          <w:t>10:23–24</w:t>
-        </w:r>
-      </w:hyperlink>
+      <w:r>
+        <w:rPr>
+          <w:lang w:val="es_ES" w:bidi="es_ES"/>
+        </w:rPr>
+        <w:t>10:23–24</w:t>
+      </w:r>
       <w:r>
         <w:rPr>
           <w:lang w:val="es_ES" w:bidi="es_ES"/>
@@ -704,18 +626,12 @@
         </w:rPr>
         <w:t>El maestro contextualiza esta pregunta filosófica dentro del mundo real del gobierno y la vida cotidiana, a través de los cuales deben navegar tanto los administradores como los ciudadanos comunes. Su mensaje es coherente, y el editor resume sus implicaciones (</w:t>
       </w:r>
-      <w:hyperlink r:id="rId15">
-        <w:r>
-          <w:rPr>
-            <w:lang w:val="es_ES" w:bidi="es_ES"/>
-          </w:rPr>
-          <w:rPr>
-            <w:color w:val="0000EE"/>
-            <w:u w:val="single"/>
-          </w:rPr>
-          <w:t>12:13–14</w:t>
-        </w:r>
-      </w:hyperlink>
+      <w:r>
+        <w:rPr>
+          <w:lang w:val="es_ES" w:bidi="es_ES"/>
+        </w:rPr>
+        <w:t>12:13–14</w:t>
+      </w:r>
       <w:r>
         <w:rPr>
           <w:lang w:val="es_ES" w:bidi="es_ES"/>
